--- a/Lab_Logbook/LABlogbook_week7.docx
+++ b/Lab_Logbook/LABlogbook_week7.docx
@@ -3459,15 +3459,15 @@
           <w:szCs w:val="44"/>
           <w:u w:val="single"/>
         </w:rPr>
-        <w:t xml:space="preserve">Inception-V3: optimal Epoch - </w:t>
-      </w:r>
-      <w:r>
-        <w:rPr>
-          <w:sz w:val="44"/>
-          <w:szCs w:val="44"/>
-          <w:u w:val="single"/>
-        </w:rPr>
-        <w:t>22</w:t>
+        <w:t>Inception-V3: optimal Epoch - 2</w:t>
+      </w:r>
+      <w:r>
+        <w:rPr>
+          <w:sz w:val="44"/>
+          <w:szCs w:val="44"/>
+          <w:u w:val="single"/>
+        </w:rPr>
+        <w:t>6</w:t>
       </w:r>
     </w:p>
     <w:p>
@@ -3495,7 +3495,7 @@
             <wp:positionV relativeFrom="paragraph">
               <wp:posOffset>635</wp:posOffset>
             </wp:positionV>
-            <wp:extent cx="5731510" cy="2346960"/>
+            <wp:extent cx="5731510" cy="2331720"/>
             <wp:effectExtent l="0" t="0" r="0" b="0"/>
             <wp:wrapSquare wrapText="largest"/>
             <wp:docPr id="32" name="Image32"/>
@@ -3520,7 +3520,7 @@
                   <pic:spPr bwMode="auto">
                     <a:xfrm>
                       <a:off x="0" y="0"/>
-                      <a:ext cx="5731510" cy="2346960"/>
+                      <a:ext cx="5731510" cy="2331720"/>
                     </a:xfrm>
                     <a:prstGeom prst="rect">
                       <a:avLst/>
@@ -3578,7 +3578,7 @@
             <wp:positionV relativeFrom="paragraph">
               <wp:posOffset>635</wp:posOffset>
             </wp:positionV>
-            <wp:extent cx="5731510" cy="3535680"/>
+            <wp:extent cx="4664075" cy="3025140"/>
             <wp:effectExtent l="0" t="0" r="0" b="0"/>
             <wp:wrapSquare wrapText="largest"/>
             <wp:docPr id="33" name="Image33"/>
@@ -3603,7 +3603,7 @@
                   <pic:spPr bwMode="auto">
                     <a:xfrm>
                       <a:off x="0" y="0"/>
-                      <a:ext cx="5731510" cy="3535680"/>
+                      <a:ext cx="4664075" cy="3025140"/>
                     </a:xfrm>
                     <a:prstGeom prst="rect">
                       <a:avLst/>
@@ -3669,6 +3669,132 @@
           <w:szCs w:val="44"/>
           <w:u w:val="single"/>
         </w:rPr>
+      </w:r>
+    </w:p>
+    <w:p>
+      <w:pPr>
+        <w:pStyle w:val="Normal"/>
+        <w:jc w:val="both"/>
+        <w:rPr>
+          <w:sz w:val="44"/>
+          <w:szCs w:val="44"/>
+          <w:u w:val="single"/>
+        </w:rPr>
+      </w:pPr>
+      <w:r>
+        <w:rPr>
+          <w:sz w:val="44"/>
+          <w:szCs w:val="44"/>
+          <w:u w:val="single"/>
+        </w:rPr>
+      </w:r>
+    </w:p>
+    <w:p>
+      <w:pPr>
+        <w:pStyle w:val="Normal"/>
+        <w:jc w:val="both"/>
+        <w:rPr>
+          <w:sz w:val="44"/>
+          <w:szCs w:val="44"/>
+          <w:u w:val="single"/>
+        </w:rPr>
+      </w:pPr>
+      <w:r>
+        <w:rPr>
+          <w:sz w:val="44"/>
+          <w:szCs w:val="44"/>
+          <w:u w:val="single"/>
+        </w:rPr>
+      </w:r>
+    </w:p>
+    <w:p>
+      <w:pPr>
+        <w:pStyle w:val="Normal"/>
+        <w:jc w:val="both"/>
+        <w:rPr>
+          <w:sz w:val="44"/>
+          <w:szCs w:val="44"/>
+          <w:u w:val="single"/>
+        </w:rPr>
+      </w:pPr>
+      <w:r>
+        <w:rPr>
+          <w:sz w:val="44"/>
+          <w:szCs w:val="44"/>
+          <w:u w:val="single"/>
+        </w:rPr>
+      </w:r>
+    </w:p>
+    <w:p>
+      <w:pPr>
+        <w:pStyle w:val="Normal"/>
+        <w:jc w:val="both"/>
+        <w:rPr>
+          <w:sz w:val="44"/>
+          <w:szCs w:val="44"/>
+          <w:u w:val="single"/>
+        </w:rPr>
+      </w:pPr>
+      <w:r>
+        <w:rPr>
+          <w:sz w:val="44"/>
+          <w:szCs w:val="44"/>
+          <w:u w:val="single"/>
+        </w:rPr>
+      </w:r>
+    </w:p>
+    <w:p>
+      <w:pPr>
+        <w:pStyle w:val="Normal"/>
+        <w:jc w:val="both"/>
+        <w:rPr>
+          <w:sz w:val="44"/>
+          <w:szCs w:val="44"/>
+          <w:u w:val="single"/>
+        </w:rPr>
+      </w:pPr>
+      <w:r>
+        <w:rPr>
+          <w:sz w:val="44"/>
+          <w:szCs w:val="44"/>
+          <w:u w:val="single"/>
+        </w:rPr>
+      </w:r>
+    </w:p>
+    <w:p>
+      <w:pPr>
+        <w:pStyle w:val="Normal"/>
+        <w:jc w:val="both"/>
+        <w:rPr>
+          <w:sz w:val="44"/>
+          <w:szCs w:val="44"/>
+          <w:u w:val="single"/>
+        </w:rPr>
+      </w:pPr>
+      <w:r>
+        <w:rPr>
+          <w:sz w:val="44"/>
+          <w:szCs w:val="44"/>
+          <w:u w:val="single"/>
+        </w:rPr>
+      </w:r>
+    </w:p>
+    <w:p>
+      <w:pPr>
+        <w:pStyle w:val="Normal"/>
+        <w:jc w:val="both"/>
+        <w:rPr>
+          <w:sz w:val="44"/>
+          <w:szCs w:val="44"/>
+          <w:u w:val="single"/>
+        </w:rPr>
+      </w:pPr>
+      <w:r>
+        <w:rPr>
+          <w:sz w:val="44"/>
+          <w:szCs w:val="44"/>
+          <w:u w:val="single"/>
+        </w:rPr>
         <w:t>Performance Comparisons: (VGG16, VGG19, INCEPTION-V3)</w:t>
       </w:r>
     </w:p>
@@ -3697,7 +3823,7 @@
             <wp:positionV relativeFrom="paragraph">
               <wp:posOffset>635</wp:posOffset>
             </wp:positionV>
-            <wp:extent cx="5731510" cy="2715260"/>
+            <wp:extent cx="5731510" cy="2696210"/>
             <wp:effectExtent l="0" t="0" r="0" b="0"/>
             <wp:wrapSquare wrapText="largest"/>
             <wp:docPr id="34" name="Image34"/>
@@ -3722,7 +3848,7 @@
                   <pic:spPr bwMode="auto">
                     <a:xfrm>
                       <a:off x="0" y="0"/>
-                      <a:ext cx="5731510" cy="2715260"/>
+                      <a:ext cx="5731510" cy="2696210"/>
                     </a:xfrm>
                     <a:prstGeom prst="rect">
                       <a:avLst/>
